--- a/HDDR-documents/HDDR-Terms-and-Conditions.docx
+++ b/HDDR-documents/HDDR-Terms-and-Conditions.docx
@@ -197,7 +197,7 @@
         <w:spacing w:after="60"/>
       </w:pPr>
       <w:r>
-        <w:t xml:space="preserve">Sundays: boarding check-in and check-out only, by appointment at 10:00 am or 4:00 pm.</w:t>
+        <w:t xml:space="preserve">Sundays and Holidays: boarding check-in and check-out only, by appointment at 10:00 am or 4:00 pm.</w:t>
       </w:r>
     </w:p>
     <w:p>

--- a/HDDR-documents/HDDR-Terms-and-Conditions.docx
+++ b/HDDR-documents/HDDR-Terms-and-Conditions.docx
@@ -257,7 +257,7 @@
         <w:spacing w:after="60"/>
       </w:pPr>
       <w:r>
-        <w:t xml:space="preserve">Cancellations or changes must be made at least 24 hours before the scheduled service.</w:t>
+        <w:t xml:space="preserve">Cancellations or changes need at least 48 hours' notice for boarding and 24 hours' notice for grooming and all other services. Holiday reservations may have a longer cancellation window.</w:t>
       </w:r>
     </w:p>
     <w:p>
@@ -351,7 +351,7 @@
         <w:spacing w:after="60"/>
       </w:pPr>
       <w:r>
-        <w:t xml:space="preserve">If you cancel at least 24 hours before the service, any payment for that service is refunded.</w:t>
+        <w:t xml:space="preserve">If you cancel with enough notice (at least 48 hours for boarding, 24 hours for grooming and all other services), any payment for that service is refunded.</w:t>
       </w:r>
     </w:p>
     <w:p>

--- a/HDDR-documents/HDDR-Terms-and-Conditions.docx
+++ b/HDDR-documents/HDDR-Terms-and-Conditions.docx
@@ -594,7 +594,27 @@
         <w:spacing w:after="60"/>
       </w:pPr>
       <w:r>
-        <w:t xml:space="preserve">Reply STOP to cancel at any time. Reply HELP, or call (760) 745-9900, for help.</w:t>
+        <w:t xml:space="preserve">Reply </w:t>
+      </w:r>
+      <w:r>
+        <w:rPr>
+          <w:b/>
+          <w:bCs/>
+        </w:rPr>
+        <w:t xml:space="preserve">STOP</w:t>
+      </w:r>
+      <w:r>
+        <w:t xml:space="preserve"> to cancel at any time. Reply </w:t>
+      </w:r>
+      <w:r>
+        <w:rPr>
+          <w:b/>
+          <w:bCs/>
+        </w:rPr>
+        <w:t xml:space="preserve">HELP</w:t>
+      </w:r>
+      <w:r>
+        <w:t xml:space="preserve">, or call (760) 745-9900, for help.</w:t>
       </w:r>
     </w:p>
     <w:p>
